--- a/13. ArrayMatrixManipulation/78 ArrayMatrix - Set Matrix Zeroes (In-place Marking).docx
+++ b/13. ArrayMatrixManipulation/78 ArrayMatrix - Set Matrix Zeroes (In-place Marking).docx
@@ -121,6 +121,7 @@
         <w:rPr>
           <w:b/>
           <w:bCs/>
+          <w:noProof/>
         </w:rPr>
         <w:drawing>
           <wp:inline distT="0" distB="0" distL="0" distR="0" wp14:anchorId="31EA904A" wp14:editId="477DC718">
@@ -199,7 +200,14 @@
           <w:b/>
           <w:bCs/>
         </w:rPr>
-        <w:t>Output: [[1,0,1],[0,0,0],[1,0,1]]</w:t>
+        <w:t>Output: [[1,0,1],[0,0,0],[1,0,1]</w:t>
+      </w:r>
+      <w:r>
+        <w:rPr>
+          <w:b/>
+          <w:bCs/>
+        </w:rPr>
+        <w:t>]</w:t>
       </w:r>
     </w:p>
     <w:p>
@@ -216,1579 +224,590 @@
         </w:rPr>
         <w:t xml:space="preserve">APP1 : </w:t>
       </w:r>
-      <w:r>
-        <w:rPr>
-          <w:b/>
-          <w:bCs/>
-          <w:color w:val="EE0000"/>
-        </w:rPr>
-        <w:t xml:space="preserve">ONLY FOR POSITIVE </w:t>
+    </w:p>
+    <w:p>
+      <w:r>
+        <w:t>class Solution {</w:t>
+      </w:r>
+    </w:p>
+    <w:p>
+      <w:r>
+        <w:t xml:space="preserve">    public void </w:t>
+      </w:r>
+      <w:proofErr w:type="spellStart"/>
+      <w:r>
+        <w:t>setZeroes</w:t>
+      </w:r>
+      <w:proofErr w:type="spellEnd"/>
+      <w:r>
+        <w:t>(int[][] m) {</w:t>
+      </w:r>
+    </w:p>
+    <w:p>
+      <w:r>
+        <w:t xml:space="preserve">        int row = </w:t>
+      </w:r>
+      <w:proofErr w:type="spellStart"/>
+      <w:r>
+        <w:t>m.length</w:t>
+      </w:r>
+      <w:proofErr w:type="spellEnd"/>
+      <w:r>
+        <w:t>;</w:t>
+      </w:r>
+    </w:p>
+    <w:p>
+      <w:r>
+        <w:t>        int col = m[0].length;</w:t>
+      </w:r>
+    </w:p>
+    <w:p/>
+    <w:p>
+      <w:r>
+        <w:t xml:space="preserve">        </w:t>
+      </w:r>
+      <w:proofErr w:type="spellStart"/>
+      <w:r>
+        <w:t>boolean</w:t>
+      </w:r>
+      <w:proofErr w:type="spellEnd"/>
+      <w:r>
+        <w:t xml:space="preserve"> </w:t>
+      </w:r>
+      <w:proofErr w:type="spellStart"/>
+      <w:r>
+        <w:t>isFirstRowZero</w:t>
+      </w:r>
+      <w:proofErr w:type="spellEnd"/>
+      <w:r>
+        <w:t xml:space="preserve"> = false;</w:t>
+      </w:r>
+    </w:p>
+    <w:p>
+      <w:r>
+        <w:t xml:space="preserve">        </w:t>
+      </w:r>
+      <w:proofErr w:type="spellStart"/>
+      <w:r>
+        <w:t>boolean</w:t>
+      </w:r>
+      <w:proofErr w:type="spellEnd"/>
+      <w:r>
+        <w:t xml:space="preserve"> </w:t>
+      </w:r>
+      <w:proofErr w:type="spellStart"/>
+      <w:r>
+        <w:t>isFirstColZero</w:t>
+      </w:r>
+      <w:proofErr w:type="spellEnd"/>
+      <w:r>
+        <w:t xml:space="preserve"> = false;</w:t>
+      </w:r>
+    </w:p>
+    <w:p/>
+    <w:p>
+      <w:r>
+        <w:t xml:space="preserve">        for(int </w:t>
+      </w:r>
+      <w:proofErr w:type="spellStart"/>
+      <w:r>
+        <w:t>i</w:t>
+      </w:r>
+      <w:proofErr w:type="spellEnd"/>
+      <w:r>
+        <w:t xml:space="preserve"> = 0 ; </w:t>
+      </w:r>
+      <w:proofErr w:type="spellStart"/>
+      <w:r>
+        <w:t>i</w:t>
+      </w:r>
+      <w:proofErr w:type="spellEnd"/>
+      <w:r>
+        <w:t xml:space="preserve">&lt; col ; </w:t>
+      </w:r>
+      <w:proofErr w:type="spellStart"/>
+      <w:r>
+        <w:t>i</w:t>
+      </w:r>
+      <w:proofErr w:type="spellEnd"/>
+      <w:r>
+        <w:t>++)</w:t>
+      </w:r>
+    </w:p>
+    <w:p>
+      <w:r>
+        <w:t>        {</w:t>
+      </w:r>
+    </w:p>
+    <w:p>
+      <w:r>
+        <w:t>            if(m[0][</w:t>
+      </w:r>
+      <w:proofErr w:type="spellStart"/>
+      <w:r>
+        <w:t>i</w:t>
+      </w:r>
+      <w:proofErr w:type="spellEnd"/>
+      <w:r>
+        <w:t>] == 0)</w:t>
+      </w:r>
+    </w:p>
+    <w:p>
+      <w:r>
+        <w:t>            {</w:t>
+      </w:r>
+    </w:p>
+    <w:p>
+      <w:r>
+        <w:lastRenderedPageBreak/>
+        <w:t xml:space="preserve">                </w:t>
+      </w:r>
+      <w:proofErr w:type="spellStart"/>
+      <w:r>
+        <w:t>isFirstRowZero</w:t>
+      </w:r>
+      <w:proofErr w:type="spellEnd"/>
+      <w:r>
+        <w:t xml:space="preserve"> = true;</w:t>
+      </w:r>
+    </w:p>
+    <w:p>
+      <w:r>
+        <w:t>                break;</w:t>
+      </w:r>
+    </w:p>
+    <w:p>
+      <w:r>
+        <w:t>            }</w:t>
+      </w:r>
+    </w:p>
+    <w:p>
+      <w:r>
+        <w:t>        }</w:t>
+      </w:r>
+    </w:p>
+    <w:p/>
+    <w:p>
+      <w:r>
+        <w:t xml:space="preserve">        for(int </w:t>
+      </w:r>
+      <w:proofErr w:type="spellStart"/>
+      <w:r>
+        <w:t>i</w:t>
+      </w:r>
+      <w:proofErr w:type="spellEnd"/>
+      <w:r>
+        <w:t xml:space="preserve"> = 0 ; </w:t>
+      </w:r>
+      <w:proofErr w:type="spellStart"/>
+      <w:r>
+        <w:t>i</w:t>
+      </w:r>
+      <w:proofErr w:type="spellEnd"/>
+      <w:r>
+        <w:t xml:space="preserve"> &lt; row ; </w:t>
+      </w:r>
+      <w:proofErr w:type="spellStart"/>
+      <w:r>
+        <w:t>i</w:t>
+      </w:r>
+      <w:proofErr w:type="spellEnd"/>
+      <w:r>
+        <w:t>++)</w:t>
+      </w:r>
+    </w:p>
+    <w:p>
+      <w:r>
+        <w:t>            if(m[</w:t>
+      </w:r>
+      <w:proofErr w:type="spellStart"/>
+      <w:r>
+        <w:t>i</w:t>
+      </w:r>
+      <w:proofErr w:type="spellEnd"/>
+      <w:r>
+        <w:t>][0] == 0)</w:t>
+      </w:r>
+    </w:p>
+    <w:p>
+      <w:r>
+        <w:t>            {</w:t>
+      </w:r>
+    </w:p>
+    <w:p>
+      <w:r>
+        <w:t xml:space="preserve">                </w:t>
+      </w:r>
+      <w:proofErr w:type="spellStart"/>
+      <w:r>
+        <w:t>isFirstColZero</w:t>
+      </w:r>
+      <w:proofErr w:type="spellEnd"/>
+      <w:r>
+        <w:t xml:space="preserve"> = true;</w:t>
+      </w:r>
+    </w:p>
+    <w:p>
+      <w:r>
+        <w:t>                break;</w:t>
+      </w:r>
+    </w:p>
+    <w:p>
+      <w:r>
+        <w:t>            }</w:t>
+      </w:r>
+    </w:p>
+    <w:p>
+      <w:r>
+        <w:t xml:space="preserve">        </w:t>
+      </w:r>
+    </w:p>
+    <w:p>
+      <w:r>
+        <w:t xml:space="preserve">        for(int </w:t>
+      </w:r>
+      <w:proofErr w:type="spellStart"/>
+      <w:r>
+        <w:t>i</w:t>
+      </w:r>
+      <w:proofErr w:type="spellEnd"/>
+      <w:r>
+        <w:t xml:space="preserve"> = 1 ; </w:t>
+      </w:r>
+      <w:proofErr w:type="spellStart"/>
+      <w:r>
+        <w:t>i</w:t>
+      </w:r>
+      <w:proofErr w:type="spellEnd"/>
+      <w:r>
+        <w:t xml:space="preserve">&lt; row ; </w:t>
+      </w:r>
+      <w:proofErr w:type="spellStart"/>
+      <w:r>
+        <w:t>i</w:t>
+      </w:r>
+      <w:proofErr w:type="spellEnd"/>
+      <w:r>
+        <w:t>++)</w:t>
+      </w:r>
+    </w:p>
+    <w:p>
+      <w:r>
+        <w:t>        {</w:t>
+      </w:r>
+    </w:p>
+    <w:p>
+      <w:r>
+        <w:t xml:space="preserve">            for(int j = 1; j&lt; col ; </w:t>
+      </w:r>
+      <w:proofErr w:type="spellStart"/>
+      <w:r>
+        <w:t>j++</w:t>
+      </w:r>
+      <w:proofErr w:type="spellEnd"/>
+      <w:r>
+        <w:t>)</w:t>
+      </w:r>
+    </w:p>
+    <w:p>
+      <w:r>
+        <w:t>            {</w:t>
+      </w:r>
+    </w:p>
+    <w:p>
+      <w:r>
+        <w:t>                if(m[</w:t>
+      </w:r>
+      <w:proofErr w:type="spellStart"/>
+      <w:r>
+        <w:t>i</w:t>
+      </w:r>
+      <w:proofErr w:type="spellEnd"/>
+      <w:r>
+        <w:t>][j] == 0)</w:t>
+      </w:r>
+    </w:p>
+    <w:p>
+      <w:r>
+        <w:t>                {</w:t>
+      </w:r>
+    </w:p>
+    <w:p>
+      <w:r>
+        <w:t>                    m[</w:t>
+      </w:r>
+      <w:proofErr w:type="spellStart"/>
+      <w:r>
+        <w:t>i</w:t>
+      </w:r>
+      <w:proofErr w:type="spellEnd"/>
+      <w:r>
+        <w:t>][0] = 0;</w:t>
+      </w:r>
+    </w:p>
+    <w:p>
+      <w:r>
+        <w:t>                    m[0][j] = 0;</w:t>
+      </w:r>
+    </w:p>
+    <w:p>
+      <w:r>
+        <w:t>                }</w:t>
+      </w:r>
+    </w:p>
+    <w:p>
+      <w:r>
+        <w:t>            }</w:t>
+      </w:r>
+    </w:p>
+    <w:p>
+      <w:r>
+        <w:t>        }</w:t>
+      </w:r>
+    </w:p>
+    <w:p/>
+    <w:p>
+      <w:r>
+        <w:t xml:space="preserve">        for(int </w:t>
+      </w:r>
+      <w:proofErr w:type="spellStart"/>
+      <w:r>
+        <w:t>i</w:t>
+      </w:r>
+      <w:proofErr w:type="spellEnd"/>
+      <w:r>
+        <w:t xml:space="preserve"> = 1 ; </w:t>
+      </w:r>
+      <w:proofErr w:type="spellStart"/>
+      <w:r>
+        <w:t>i</w:t>
+      </w:r>
+      <w:proofErr w:type="spellEnd"/>
+      <w:r>
+        <w:t xml:space="preserve">&lt; row ; </w:t>
+      </w:r>
+      <w:proofErr w:type="spellStart"/>
+      <w:r>
+        <w:t>i</w:t>
+      </w:r>
+      <w:proofErr w:type="spellEnd"/>
+      <w:r>
+        <w:t>++)</w:t>
+      </w:r>
+    </w:p>
+    <w:p>
+      <w:r>
+        <w:t>        {</w:t>
+      </w:r>
+    </w:p>
+    <w:p>
+      <w:r>
+        <w:t xml:space="preserve">            for(int j = 1 ; j&lt; col ; </w:t>
+      </w:r>
+      <w:proofErr w:type="spellStart"/>
+      <w:r>
+        <w:t>j++</w:t>
+      </w:r>
+      <w:proofErr w:type="spellEnd"/>
+      <w:r>
+        <w:t>)</w:t>
+      </w:r>
+    </w:p>
+    <w:p>
+      <w:r>
+        <w:t>            {</w:t>
+      </w:r>
+    </w:p>
+    <w:p>
+      <w:r>
+        <w:lastRenderedPageBreak/>
+        <w:t>                if(m[</w:t>
+      </w:r>
+      <w:proofErr w:type="spellStart"/>
+      <w:r>
+        <w:t>i</w:t>
+      </w:r>
+      <w:proofErr w:type="spellEnd"/>
+      <w:r>
+        <w:t>][0] == 0 || m[0][j] == 0)</w:t>
+      </w:r>
+    </w:p>
+    <w:p>
+      <w:r>
+        <w:t>                    m[</w:t>
+      </w:r>
+      <w:proofErr w:type="spellStart"/>
+      <w:r>
+        <w:t>i</w:t>
+      </w:r>
+      <w:proofErr w:type="spellEnd"/>
+      <w:r>
+        <w:t>][j] = 0;</w:t>
+      </w:r>
+    </w:p>
+    <w:p>
+      <w:r>
+        <w:t>            }</w:t>
+      </w:r>
+    </w:p>
+    <w:p>
+      <w:r>
+        <w:t>        }</w:t>
+      </w:r>
+    </w:p>
+    <w:p/>
+    <w:p>
+      <w:r>
+        <w:t>        if(</w:t>
+      </w:r>
+      <w:proofErr w:type="spellStart"/>
+      <w:r>
+        <w:t>isFirstRowZero</w:t>
+      </w:r>
+      <w:proofErr w:type="spellEnd"/>
+      <w:r>
+        <w:t>)</w:t>
+      </w:r>
+    </w:p>
+    <w:p>
+      <w:r>
+        <w:t>        {</w:t>
+      </w:r>
+    </w:p>
+    <w:p>
+      <w:r>
+        <w:t xml:space="preserve">            for(int </w:t>
+      </w:r>
+      <w:proofErr w:type="spellStart"/>
+      <w:r>
+        <w:t>i</w:t>
+      </w:r>
+      <w:proofErr w:type="spellEnd"/>
+      <w:r>
+        <w:t xml:space="preserve"> = 0 ; </w:t>
+      </w:r>
+      <w:proofErr w:type="spellStart"/>
+      <w:r>
+        <w:t>i</w:t>
+      </w:r>
+      <w:proofErr w:type="spellEnd"/>
+      <w:r>
+        <w:t xml:space="preserve">&lt;col ; </w:t>
+      </w:r>
+      <w:proofErr w:type="spellStart"/>
+      <w:r>
+        <w:t>i</w:t>
+      </w:r>
+      <w:proofErr w:type="spellEnd"/>
+      <w:r>
+        <w:t>++)</w:t>
+      </w:r>
+    </w:p>
+    <w:p>
+      <w:r>
+        <w:t>                m[0][</w:t>
+      </w:r>
+      <w:proofErr w:type="spellStart"/>
+      <w:r>
+        <w:t>i</w:t>
+      </w:r>
+      <w:proofErr w:type="spellEnd"/>
+      <w:r>
+        <w:t>] = 0;</w:t>
+      </w:r>
+    </w:p>
+    <w:p>
+      <w:r>
+        <w:t>        }</w:t>
+      </w:r>
+    </w:p>
+    <w:p/>
+    <w:p>
+      <w:r>
+        <w:t>        if(</w:t>
+      </w:r>
+      <w:proofErr w:type="spellStart"/>
+      <w:r>
+        <w:t>isFirstColZero</w:t>
+      </w:r>
+      <w:proofErr w:type="spellEnd"/>
+      <w:r>
+        <w:t>)</w:t>
+      </w:r>
+    </w:p>
+    <w:p>
+      <w:r>
+        <w:t>        {</w:t>
+      </w:r>
+    </w:p>
+    <w:p>
+      <w:r>
+        <w:t xml:space="preserve">            for(int </w:t>
+      </w:r>
+      <w:proofErr w:type="spellStart"/>
+      <w:r>
+        <w:t>i</w:t>
+      </w:r>
+      <w:proofErr w:type="spellEnd"/>
+      <w:r>
+        <w:t xml:space="preserve"> = 0 ; </w:t>
+      </w:r>
+      <w:proofErr w:type="spellStart"/>
+      <w:r>
+        <w:t>i</w:t>
+      </w:r>
+      <w:proofErr w:type="spellEnd"/>
+      <w:r>
+        <w:t xml:space="preserve">&lt;row ; </w:t>
+      </w:r>
+      <w:proofErr w:type="spellStart"/>
+      <w:r>
+        <w:t>i</w:t>
+      </w:r>
+      <w:proofErr w:type="spellEnd"/>
+      <w:r>
+        <w:t>++)</w:t>
+      </w:r>
+    </w:p>
+    <w:p>
+      <w:r>
+        <w:t>                m[</w:t>
+      </w:r>
+      <w:proofErr w:type="spellStart"/>
+      <w:r>
+        <w:t>i</w:t>
+      </w:r>
+      <w:proofErr w:type="spellEnd"/>
+      <w:r>
+        <w:t>][0] = 0;</w:t>
+      </w:r>
+    </w:p>
+    <w:p>
+      <w:r>
+        <w:t>        }</w:t>
+      </w:r>
+    </w:p>
+    <w:p>
+      <w:r>
+        <w:t xml:space="preserve">        </w:t>
+      </w:r>
+    </w:p>
+    <w:p>
+      <w:r>
+        <w:t>    }</w:t>
+      </w:r>
+    </w:p>
+    <w:p>
+      <w:r>
+        <w:t>}</w:t>
       </w:r>
       <w:r>
         <w:rPr>
           <w:b/>
           <w:bCs/>
         </w:rPr>
-        <w:t>[if we set negative and it is in the testcase it fails]</w:t>
-      </w:r>
-    </w:p>
-    <w:p>
-      <w:r>
-        <w:t>class Solution {</w:t>
-      </w:r>
-    </w:p>
-    <w:p>
-      <w:r>
-        <w:t xml:space="preserve">    public void </w:t>
-      </w:r>
-      <w:proofErr w:type="spellStart"/>
-      <w:r>
-        <w:t>setZeroes</w:t>
-      </w:r>
-      <w:proofErr w:type="spellEnd"/>
-      <w:r>
-        <w:t>(int[][] m) {</w:t>
-      </w:r>
-    </w:p>
-    <w:p>
-      <w:r>
-        <w:t xml:space="preserve">        int n = </w:t>
-      </w:r>
-      <w:proofErr w:type="spellStart"/>
-      <w:r>
-        <w:t>m.length</w:t>
-      </w:r>
-      <w:proofErr w:type="spellEnd"/>
-      <w:r>
-        <w:t>;</w:t>
-      </w:r>
-    </w:p>
-    <w:p>
-      <w:r>
-        <w:t xml:space="preserve">        int </w:t>
-      </w:r>
-      <w:proofErr w:type="spellStart"/>
-      <w:r>
-        <w:t>nlen</w:t>
-      </w:r>
-      <w:proofErr w:type="spellEnd"/>
-      <w:r>
-        <w:t xml:space="preserve"> =m[0].length;</w:t>
-      </w:r>
-    </w:p>
-    <w:p>
-      <w:r>
-        <w:t xml:space="preserve">        for(int </w:t>
-      </w:r>
-      <w:proofErr w:type="spellStart"/>
-      <w:r>
-        <w:t>i</w:t>
-      </w:r>
-      <w:proofErr w:type="spellEnd"/>
-      <w:r>
-        <w:t xml:space="preserve"> = 0 ; </w:t>
-      </w:r>
-      <w:proofErr w:type="spellStart"/>
-      <w:r>
-        <w:t>i</w:t>
-      </w:r>
-      <w:proofErr w:type="spellEnd"/>
-      <w:r>
-        <w:t>&lt;</w:t>
-      </w:r>
-      <w:proofErr w:type="spellStart"/>
-      <w:r>
-        <w:t>n;i</w:t>
-      </w:r>
-      <w:proofErr w:type="spellEnd"/>
-      <w:r>
-        <w:t>++)</w:t>
-      </w:r>
-    </w:p>
-    <w:p>
-      <w:r>
-        <w:t>        {</w:t>
-      </w:r>
-    </w:p>
-    <w:p>
-      <w:r>
-        <w:t>            for(int j = 0 ; j&lt;</w:t>
-      </w:r>
-      <w:proofErr w:type="spellStart"/>
-      <w:r>
-        <w:t>nlen;j</w:t>
-      </w:r>
-      <w:proofErr w:type="spellEnd"/>
-      <w:r>
-        <w:t>++)</w:t>
-      </w:r>
-    </w:p>
-    <w:p>
-      <w:r>
-        <w:t>            {</w:t>
-      </w:r>
-    </w:p>
-    <w:p>
-      <w:r>
-        <w:t>                if(m[</w:t>
-      </w:r>
-      <w:proofErr w:type="spellStart"/>
-      <w:r>
-        <w:t>i</w:t>
-      </w:r>
-      <w:proofErr w:type="spellEnd"/>
-      <w:r>
-        <w:t>][j]==0)</w:t>
-      </w:r>
-    </w:p>
-    <w:p>
-      <w:r>
-        <w:t>                {</w:t>
-      </w:r>
-    </w:p>
-    <w:p>
-      <w:r>
-        <w:t>                    for(int col= 0 ; col&lt;</w:t>
-      </w:r>
-      <w:proofErr w:type="spellStart"/>
-      <w:r>
-        <w:t>nlen;col</w:t>
-      </w:r>
-      <w:proofErr w:type="spellEnd"/>
-      <w:r>
-        <w:t>++)</w:t>
-      </w:r>
-    </w:p>
-    <w:p>
-      <w:r>
-        <w:t>                        if(m[</w:t>
-      </w:r>
-      <w:proofErr w:type="spellStart"/>
-      <w:r>
-        <w:t>i</w:t>
-      </w:r>
-      <w:proofErr w:type="spellEnd"/>
-      <w:r>
-        <w:t>][col]!=0)//mark row(left to right)</w:t>
-      </w:r>
-    </w:p>
-    <w:p>
-      <w:r>
-        <w:lastRenderedPageBreak/>
-        <w:t>                            m[</w:t>
-      </w:r>
-      <w:proofErr w:type="spellStart"/>
-      <w:r>
-        <w:t>i</w:t>
-      </w:r>
-      <w:proofErr w:type="spellEnd"/>
-      <w:r>
-        <w:t>][col] = -1;</w:t>
-      </w:r>
-    </w:p>
-    <w:p>
-      <w:r>
-        <w:t>                    for(int row = 0 ; row &lt; n; row++)</w:t>
-      </w:r>
-    </w:p>
-    <w:p>
-      <w:r>
-        <w:t>                        if(m[row][j]!=0)//mark col(top to bottom)</w:t>
-      </w:r>
-    </w:p>
-    <w:p>
-      <w:r>
-        <w:t>                            m[row][j] = -1;</w:t>
-      </w:r>
-    </w:p>
-    <w:p>
-      <w:r>
-        <w:t>                }</w:t>
-      </w:r>
-    </w:p>
-    <w:p>
-      <w:r>
-        <w:t>            }</w:t>
-      </w:r>
-    </w:p>
-    <w:p>
-      <w:r>
-        <w:t>        }</w:t>
-      </w:r>
-    </w:p>
-    <w:p>
-      <w:r>
-        <w:t xml:space="preserve">        for(int </w:t>
-      </w:r>
-      <w:proofErr w:type="spellStart"/>
-      <w:r>
-        <w:t>i</w:t>
-      </w:r>
-      <w:proofErr w:type="spellEnd"/>
-      <w:r>
-        <w:t xml:space="preserve"> = 0 ; </w:t>
-      </w:r>
-      <w:proofErr w:type="spellStart"/>
-      <w:r>
-        <w:t>i</w:t>
-      </w:r>
-      <w:proofErr w:type="spellEnd"/>
-      <w:r>
-        <w:t xml:space="preserve">&lt; n ; </w:t>
-      </w:r>
-      <w:proofErr w:type="spellStart"/>
-      <w:r>
-        <w:t>i</w:t>
-      </w:r>
-      <w:proofErr w:type="spellEnd"/>
-      <w:r>
-        <w:t>++)</w:t>
-      </w:r>
-    </w:p>
-    <w:p>
-      <w:r>
-        <w:t xml:space="preserve">        {int </w:t>
-      </w:r>
-      <w:proofErr w:type="spellStart"/>
-      <w:r>
-        <w:t>len</w:t>
-      </w:r>
-      <w:proofErr w:type="spellEnd"/>
-      <w:r>
-        <w:t xml:space="preserve"> = m[</w:t>
-      </w:r>
-      <w:proofErr w:type="spellStart"/>
-      <w:r>
-        <w:t>i</w:t>
-      </w:r>
-      <w:proofErr w:type="spellEnd"/>
-      <w:r>
-        <w:t>].length;</w:t>
-      </w:r>
-    </w:p>
-    <w:p>
-      <w:r>
-        <w:t>            for(int j = 0 ; j&lt;</w:t>
-      </w:r>
-      <w:proofErr w:type="spellStart"/>
-      <w:r>
-        <w:t>len;j</w:t>
-      </w:r>
-      <w:proofErr w:type="spellEnd"/>
-      <w:r>
-        <w:t>++)</w:t>
-      </w:r>
-    </w:p>
-    <w:p>
-      <w:r>
-        <w:t>            {</w:t>
-      </w:r>
-    </w:p>
-    <w:p>
-      <w:r>
-        <w:t>                if(m[</w:t>
-      </w:r>
-      <w:proofErr w:type="spellStart"/>
-      <w:r>
-        <w:t>i</w:t>
-      </w:r>
-      <w:proofErr w:type="spellEnd"/>
-      <w:r>
-        <w:t>][j] ==-1)</w:t>
-      </w:r>
-    </w:p>
-    <w:p>
-      <w:r>
-        <w:t>                    m[</w:t>
-      </w:r>
-      <w:proofErr w:type="spellStart"/>
-      <w:r>
-        <w:t>i</w:t>
-      </w:r>
-      <w:proofErr w:type="spellEnd"/>
-      <w:r>
-        <w:t>][j] =0;</w:t>
-      </w:r>
-    </w:p>
-    <w:p>
-      <w:r>
-        <w:t>            }</w:t>
-      </w:r>
-    </w:p>
-    <w:p>
-      <w:r>
-        <w:t>        }</w:t>
-      </w:r>
-    </w:p>
-    <w:p>
-      <w:r>
-        <w:t xml:space="preserve">        </w:t>
-      </w:r>
-    </w:p>
-    <w:p>
-      <w:r>
-        <w:t>    }</w:t>
-      </w:r>
-    </w:p>
-    <w:p>
-      <w:r>
-        <w:t>}</w:t>
-      </w:r>
-    </w:p>
-    <w:p>
-      <w:pPr>
-        <w:rPr>
-          <w:b/>
-          <w:bCs/>
-        </w:rPr>
-      </w:pPr>
-    </w:p>
-    <w:p>
-      <w:pPr>
-        <w:rPr>
-          <w:b/>
-          <w:bCs/>
-        </w:rPr>
-      </w:pPr>
-    </w:p>
-    <w:p>
-      <w:pPr>
-        <w:rPr>
-          <w:b/>
-          <w:bCs/>
-        </w:rPr>
-      </w:pPr>
-    </w:p>
-    <w:p>
-      <w:pPr>
-        <w:rPr>
-          <w:b/>
-          <w:bCs/>
-        </w:rPr>
-      </w:pPr>
-    </w:p>
-    <w:p>
-      <w:pPr>
-        <w:rPr>
-          <w:b/>
-          <w:bCs/>
-        </w:rPr>
-      </w:pPr>
-    </w:p>
-    <w:p>
-      <w:pPr>
-        <w:rPr>
-          <w:b/>
-          <w:bCs/>
-        </w:rPr>
-      </w:pPr>
-    </w:p>
-    <w:p>
-      <w:pPr>
-        <w:rPr>
-          <w:b/>
-          <w:bCs/>
-        </w:rPr>
-      </w:pPr>
-    </w:p>
-    <w:p>
-      <w:pPr>
-        <w:rPr>
-          <w:b/>
-          <w:bCs/>
-        </w:rPr>
-      </w:pPr>
-    </w:p>
-    <w:p>
-      <w:pPr>
-        <w:rPr>
-          <w:b/>
-          <w:bCs/>
-        </w:rPr>
-      </w:pPr>
-    </w:p>
-    <w:p>
-      <w:pPr>
-        <w:rPr>
-          <w:b/>
-          <w:bCs/>
-        </w:rPr>
-      </w:pPr>
-    </w:p>
-    <w:p>
-      <w:pPr>
-        <w:rPr>
-          <w:b/>
-          <w:bCs/>
-        </w:rPr>
-      </w:pPr>
-      <w:r>
-        <w:rPr>
-          <w:b/>
-          <w:bCs/>
-        </w:rPr>
-        <w:lastRenderedPageBreak/>
-        <w:t>APP2:</w:t>
-      </w:r>
-    </w:p>
-    <w:p>
-      <w:pPr>
-        <w:pStyle w:val="ListParagraph"/>
-        <w:numPr>
-          <w:ilvl w:val="0"/>
-          <w:numId w:val="1"/>
-        </w:numPr>
-        <w:rPr>
-          <w:b/>
-          <w:bCs/>
-        </w:rPr>
-      </w:pPr>
-      <w:r>
-        <w:rPr>
-          <w:b/>
-          <w:bCs/>
-        </w:rPr>
-        <w:t>USING A ROW ARRAY AND COL ARRAY OF RESPECTIVE SIZES</w:t>
-      </w:r>
-    </w:p>
-    <w:p>
-      <w:pPr>
-        <w:pStyle w:val="ListParagraph"/>
-        <w:numPr>
-          <w:ilvl w:val="0"/>
-          <w:numId w:val="1"/>
-        </w:numPr>
-        <w:rPr>
-          <w:b/>
-          <w:bCs/>
-        </w:rPr>
-      </w:pPr>
-      <w:r>
-        <w:rPr>
-          <w:b/>
-          <w:bCs/>
-        </w:rPr>
-        <w:t xml:space="preserve">Traverse through the </w:t>
-      </w:r>
-      <w:proofErr w:type="spellStart"/>
-      <w:r>
-        <w:rPr>
-          <w:b/>
-          <w:bCs/>
-        </w:rPr>
-        <w:t>array,</w:t>
-      </w:r>
-      <w:proofErr w:type="gramStart"/>
-      <w:r>
-        <w:rPr>
-          <w:b/>
-          <w:bCs/>
-        </w:rPr>
-        <w:t>If</w:t>
-      </w:r>
-      <w:proofErr w:type="spellEnd"/>
-      <w:proofErr w:type="gramEnd"/>
-      <w:r>
-        <w:rPr>
-          <w:b/>
-          <w:bCs/>
-        </w:rPr>
-        <w:t xml:space="preserve"> an element is 0 , set the row </w:t>
-      </w:r>
-      <w:proofErr w:type="spellStart"/>
-      <w:r>
-        <w:rPr>
-          <w:b/>
-          <w:bCs/>
-        </w:rPr>
-        <w:t>arr</w:t>
-      </w:r>
-      <w:proofErr w:type="spellEnd"/>
-      <w:r>
-        <w:rPr>
-          <w:b/>
-          <w:bCs/>
-        </w:rPr>
-        <w:t xml:space="preserve"> and col </w:t>
-      </w:r>
-      <w:proofErr w:type="spellStart"/>
-      <w:r>
-        <w:rPr>
-          <w:b/>
-          <w:bCs/>
-        </w:rPr>
-        <w:t>arr</w:t>
-      </w:r>
-      <w:proofErr w:type="spellEnd"/>
-      <w:r>
-        <w:rPr>
-          <w:b/>
-          <w:bCs/>
-        </w:rPr>
-        <w:t xml:space="preserve"> value to 1</w:t>
-      </w:r>
-    </w:p>
-    <w:p>
-      <w:pPr>
-        <w:pStyle w:val="ListParagraph"/>
-        <w:numPr>
-          <w:ilvl w:val="0"/>
-          <w:numId w:val="1"/>
-        </w:numPr>
-        <w:rPr>
-          <w:b/>
-          <w:bCs/>
-        </w:rPr>
-      </w:pPr>
-      <w:proofErr w:type="gramStart"/>
-      <w:r>
-        <w:rPr>
-          <w:b/>
-          <w:bCs/>
-        </w:rPr>
-        <w:t>Again</w:t>
-      </w:r>
-      <w:proofErr w:type="gramEnd"/>
-      <w:r>
-        <w:rPr>
-          <w:b/>
-          <w:bCs/>
-        </w:rPr>
-        <w:t xml:space="preserve"> traverse and find if the row is marked 1 or not </w:t>
-      </w:r>
-    </w:p>
-    <w:p>
-      <w:pPr>
-        <w:pStyle w:val="ListParagraph"/>
-        <w:numPr>
-          <w:ilvl w:val="0"/>
-          <w:numId w:val="2"/>
-        </w:numPr>
-        <w:rPr>
-          <w:b/>
-          <w:bCs/>
-          <w:highlight w:val="yellow"/>
-        </w:rPr>
-      </w:pPr>
-      <w:r>
-        <w:rPr>
-          <w:b/>
-          <w:bCs/>
-          <w:highlight w:val="yellow"/>
-        </w:rPr>
-        <w:t>If 1 set the row and col elements to zero</w:t>
-      </w:r>
-    </w:p>
-    <w:p>
-      <w:pPr>
-        <w:rPr>
-          <w:b/>
-          <w:bCs/>
-        </w:rPr>
-      </w:pPr>
-      <w:r>
-        <w:rPr>
-          <w:b/>
-          <w:bCs/>
-        </w:rPr>
-        <w:t>CODE:</w:t>
-      </w:r>
-    </w:p>
-    <w:p>
-      <w:r>
-        <w:t>class Solution {</w:t>
-      </w:r>
-    </w:p>
-    <w:p>
-      <w:r>
-        <w:t xml:space="preserve">    public void </w:t>
-      </w:r>
-      <w:proofErr w:type="spellStart"/>
-      <w:r>
-        <w:t>setZeroes</w:t>
-      </w:r>
-      <w:proofErr w:type="spellEnd"/>
-      <w:r>
-        <w:t>(int[][] m) {</w:t>
-      </w:r>
-    </w:p>
-    <w:p>
-      <w:r>
-        <w:t xml:space="preserve">        int n = </w:t>
-      </w:r>
-      <w:proofErr w:type="spellStart"/>
-      <w:r>
-        <w:t>m.length</w:t>
-      </w:r>
-      <w:proofErr w:type="spellEnd"/>
-      <w:r>
-        <w:t xml:space="preserve"> , row =m[0].length;</w:t>
-      </w:r>
-    </w:p>
-    <w:p>
-      <w:r>
-        <w:t xml:space="preserve">        int </w:t>
-      </w:r>
-      <w:proofErr w:type="spellStart"/>
-      <w:r>
-        <w:t>rowarr</w:t>
-      </w:r>
-      <w:proofErr w:type="spellEnd"/>
-      <w:r>
-        <w:t>[] = new int[n];</w:t>
-      </w:r>
-    </w:p>
-    <w:p>
-      <w:r>
-        <w:t xml:space="preserve">        int </w:t>
-      </w:r>
-      <w:proofErr w:type="spellStart"/>
-      <w:r>
-        <w:t>colarr</w:t>
-      </w:r>
-      <w:proofErr w:type="spellEnd"/>
-      <w:r>
-        <w:t>[] = new int [row];</w:t>
-      </w:r>
-    </w:p>
-    <w:p>
-      <w:r>
-        <w:t xml:space="preserve">        for(int </w:t>
-      </w:r>
-      <w:proofErr w:type="spellStart"/>
-      <w:r>
-        <w:t>i</w:t>
-      </w:r>
-      <w:proofErr w:type="spellEnd"/>
-      <w:r>
-        <w:t xml:space="preserve"> = 0 ;</w:t>
-      </w:r>
-      <w:proofErr w:type="spellStart"/>
-      <w:r>
-        <w:t>i</w:t>
-      </w:r>
-      <w:proofErr w:type="spellEnd"/>
-      <w:r>
-        <w:t>&lt;</w:t>
-      </w:r>
-      <w:proofErr w:type="spellStart"/>
-      <w:r>
-        <w:t>n;i</w:t>
-      </w:r>
-      <w:proofErr w:type="spellEnd"/>
-      <w:r>
-        <w:t>++)</w:t>
-      </w:r>
-    </w:p>
-    <w:p>
-      <w:r>
-        <w:t>        {</w:t>
-      </w:r>
-    </w:p>
-    <w:p>
-      <w:r>
-        <w:t xml:space="preserve">            for(int j = 0 ; j&lt; </w:t>
-      </w:r>
-      <w:proofErr w:type="spellStart"/>
-      <w:r>
-        <w:t>row;j</w:t>
-      </w:r>
-      <w:proofErr w:type="spellEnd"/>
-      <w:r>
-        <w:t>++)</w:t>
-      </w:r>
-    </w:p>
-    <w:p>
-      <w:r>
-        <w:t>            {</w:t>
-      </w:r>
-    </w:p>
-    <w:p>
-      <w:r>
-        <w:t>                if(m[</w:t>
-      </w:r>
-      <w:proofErr w:type="spellStart"/>
-      <w:r>
-        <w:t>i</w:t>
-      </w:r>
-      <w:proofErr w:type="spellEnd"/>
-      <w:r>
-        <w:t>][j]==0)</w:t>
-      </w:r>
-    </w:p>
-    <w:p>
-      <w:r>
-        <w:t>                {</w:t>
-      </w:r>
-    </w:p>
-    <w:p>
-      <w:r>
-        <w:t xml:space="preserve">                    </w:t>
-      </w:r>
-      <w:proofErr w:type="spellStart"/>
-      <w:r>
-        <w:t>rowarr</w:t>
-      </w:r>
-      <w:proofErr w:type="spellEnd"/>
-      <w:r>
-        <w:t>[</w:t>
-      </w:r>
-      <w:proofErr w:type="spellStart"/>
-      <w:r>
-        <w:t>i</w:t>
-      </w:r>
-      <w:proofErr w:type="spellEnd"/>
-      <w:r>
-        <w:t>] =1;</w:t>
-      </w:r>
-    </w:p>
-    <w:p>
-      <w:r>
-        <w:t xml:space="preserve">                    </w:t>
-      </w:r>
-      <w:proofErr w:type="spellStart"/>
-      <w:r>
-        <w:t>colarr</w:t>
-      </w:r>
-      <w:proofErr w:type="spellEnd"/>
-      <w:r>
-        <w:t>[j] =1;</w:t>
-      </w:r>
-    </w:p>
-    <w:p>
-      <w:r>
-        <w:t>                }</w:t>
-      </w:r>
-    </w:p>
-    <w:p>
-      <w:r>
-        <w:t>            }</w:t>
-      </w:r>
-    </w:p>
-    <w:p>
-      <w:r>
-        <w:t>        }</w:t>
-      </w:r>
-    </w:p>
-    <w:p>
-      <w:r>
-        <w:t xml:space="preserve">        for(int </w:t>
-      </w:r>
-      <w:proofErr w:type="spellStart"/>
-      <w:r>
-        <w:t>i</w:t>
-      </w:r>
-      <w:proofErr w:type="spellEnd"/>
-      <w:r>
-        <w:t xml:space="preserve"> = 0 ;</w:t>
-      </w:r>
-      <w:proofErr w:type="spellStart"/>
-      <w:r>
-        <w:t>i</w:t>
-      </w:r>
-      <w:proofErr w:type="spellEnd"/>
-      <w:r>
-        <w:t>&lt;</w:t>
-      </w:r>
-      <w:proofErr w:type="spellStart"/>
-      <w:r>
-        <w:t>n;i</w:t>
-      </w:r>
-      <w:proofErr w:type="spellEnd"/>
-      <w:r>
-        <w:t>++)</w:t>
-      </w:r>
-    </w:p>
-    <w:p>
-      <w:r>
-        <w:t xml:space="preserve">                    for(int j = 0 ; j&lt;row ; </w:t>
-      </w:r>
-      <w:proofErr w:type="spellStart"/>
-      <w:r>
-        <w:t>j++</w:t>
-      </w:r>
-      <w:proofErr w:type="spellEnd"/>
-      <w:r>
-        <w:t>)</w:t>
-      </w:r>
-    </w:p>
-    <w:p>
-      <w:r>
-        <w:t>                            if(</w:t>
-      </w:r>
-      <w:proofErr w:type="spellStart"/>
-      <w:r>
-        <w:t>rowarr</w:t>
-      </w:r>
-      <w:proofErr w:type="spellEnd"/>
-      <w:r>
-        <w:t>[</w:t>
-      </w:r>
-      <w:proofErr w:type="spellStart"/>
-      <w:r>
-        <w:t>i</w:t>
-      </w:r>
-      <w:proofErr w:type="spellEnd"/>
-      <w:r>
-        <w:t xml:space="preserve">] ==1 || </w:t>
-      </w:r>
-      <w:proofErr w:type="spellStart"/>
-      <w:r>
-        <w:t>colarr</w:t>
-      </w:r>
-      <w:proofErr w:type="spellEnd"/>
-      <w:r>
-        <w:t>[j]==1)</w:t>
-      </w:r>
-    </w:p>
-    <w:p>
-      <w:r>
-        <w:t xml:space="preserve">                    </w:t>
-      </w:r>
-      <w:r>
-        <w:tab/>
-      </w:r>
-      <w:r>
-        <w:tab/>
-      </w:r>
-      <w:r>
-        <w:t>m[</w:t>
-      </w:r>
-      <w:proofErr w:type="spellStart"/>
-      <w:r>
-        <w:t>i</w:t>
-      </w:r>
-      <w:proofErr w:type="spellEnd"/>
-      <w:r>
-        <w:t>][j] =0;</w:t>
-      </w:r>
-    </w:p>
-    <w:p>
-      <w:r>
-        <w:t>}</w:t>
-      </w:r>
-    </w:p>
-    <w:p/>
-    <w:p/>
-    <w:p>
-      <w:pPr>
-        <w:rPr>
-          <w:b/>
-          <w:bCs/>
-        </w:rPr>
-      </w:pPr>
-      <w:r>
-        <w:rPr>
-          <w:b/>
-          <w:bCs/>
-        </w:rPr>
-        <w:lastRenderedPageBreak/>
-        <w:t xml:space="preserve">APP3:OPTIMAL </w:t>
-      </w:r>
-    </w:p>
-    <w:p>
-      <w:pPr>
-        <w:rPr>
-          <w:sz w:val="28"/>
-          <w:szCs w:val="28"/>
-        </w:rPr>
-      </w:pPr>
-      <w:r>
-        <w:rPr>
-          <w:sz w:val="28"/>
-          <w:szCs w:val="28"/>
-        </w:rPr>
-        <w:t>class Solution {</w:t>
-      </w:r>
-    </w:p>
-    <w:p>
-      <w:pPr>
-        <w:rPr>
-          <w:sz w:val="28"/>
-          <w:szCs w:val="28"/>
-        </w:rPr>
-      </w:pPr>
-      <w:r>
-        <w:rPr>
-          <w:sz w:val="28"/>
-          <w:szCs w:val="28"/>
-        </w:rPr>
-        <w:t xml:space="preserve">    public void </w:t>
-      </w:r>
-      <w:proofErr w:type="spellStart"/>
-      <w:r>
-        <w:rPr>
-          <w:sz w:val="28"/>
-          <w:szCs w:val="28"/>
-        </w:rPr>
-        <w:t>setZeroes</w:t>
-      </w:r>
-      <w:proofErr w:type="spellEnd"/>
-      <w:r>
-        <w:rPr>
-          <w:sz w:val="28"/>
-          <w:szCs w:val="28"/>
-        </w:rPr>
-        <w:t>(int[][] matrix) {</w:t>
-      </w:r>
-    </w:p>
-    <w:p>
-      <w:pPr>
-        <w:rPr>
-          <w:sz w:val="28"/>
-          <w:szCs w:val="28"/>
-        </w:rPr>
-      </w:pPr>
-      <w:r>
-        <w:rPr>
-          <w:sz w:val="28"/>
-          <w:szCs w:val="28"/>
-        </w:rPr>
-        <w:t xml:space="preserve">        int rows = </w:t>
-      </w:r>
-      <w:proofErr w:type="spellStart"/>
-      <w:r>
-        <w:rPr>
-          <w:sz w:val="28"/>
-          <w:szCs w:val="28"/>
-        </w:rPr>
-        <w:t>matrix.length</w:t>
-      </w:r>
-      <w:proofErr w:type="spellEnd"/>
-      <w:r>
-        <w:rPr>
-          <w:sz w:val="28"/>
-          <w:szCs w:val="28"/>
-        </w:rPr>
-        <w:t>, cols = matrix[0].length;</w:t>
-      </w:r>
-    </w:p>
-    <w:p>
-      <w:pPr>
-        <w:rPr>
-          <w:sz w:val="28"/>
-          <w:szCs w:val="28"/>
-        </w:rPr>
-      </w:pPr>
-      <w:r>
-        <w:rPr>
-          <w:sz w:val="28"/>
-          <w:szCs w:val="28"/>
-        </w:rPr>
-        <w:t xml:space="preserve">        </w:t>
-      </w:r>
-      <w:proofErr w:type="spellStart"/>
-      <w:r>
-        <w:rPr>
-          <w:sz w:val="28"/>
-          <w:szCs w:val="28"/>
-        </w:rPr>
-        <w:t>boolean</w:t>
-      </w:r>
-      <w:proofErr w:type="spellEnd"/>
-      <w:r>
-        <w:rPr>
-          <w:sz w:val="28"/>
-          <w:szCs w:val="28"/>
-        </w:rPr>
-        <w:t xml:space="preserve"> col0 = false; // to track if first column should be zero</w:t>
-      </w:r>
-    </w:p>
-    <w:p>
-      <w:pPr>
-        <w:rPr>
-          <w:sz w:val="28"/>
-          <w:szCs w:val="28"/>
-        </w:rPr>
-      </w:pPr>
-    </w:p>
-    <w:p>
-      <w:pPr>
-        <w:rPr>
-          <w:sz w:val="28"/>
-          <w:szCs w:val="28"/>
-        </w:rPr>
-      </w:pPr>
-      <w:r>
-        <w:rPr>
-          <w:sz w:val="28"/>
-          <w:szCs w:val="28"/>
-        </w:rPr>
-        <w:t xml:space="preserve">        // Use first row and first column as markers</w:t>
-      </w:r>
-    </w:p>
-    <w:p>
-      <w:pPr>
-        <w:rPr>
-          <w:sz w:val="28"/>
-          <w:szCs w:val="28"/>
-        </w:rPr>
-      </w:pPr>
-      <w:r>
-        <w:rPr>
-          <w:sz w:val="28"/>
-          <w:szCs w:val="28"/>
-        </w:rPr>
-        <w:t xml:space="preserve">        for (int </w:t>
-      </w:r>
-      <w:proofErr w:type="spellStart"/>
-      <w:r>
-        <w:rPr>
-          <w:sz w:val="28"/>
-          <w:szCs w:val="28"/>
-        </w:rPr>
-        <w:t>i</w:t>
-      </w:r>
-      <w:proofErr w:type="spellEnd"/>
-      <w:r>
-        <w:rPr>
-          <w:sz w:val="28"/>
-          <w:szCs w:val="28"/>
-        </w:rPr>
-        <w:t xml:space="preserve"> = 0; </w:t>
-      </w:r>
-      <w:proofErr w:type="spellStart"/>
-      <w:r>
-        <w:rPr>
-          <w:sz w:val="28"/>
-          <w:szCs w:val="28"/>
-        </w:rPr>
-        <w:t>i</w:t>
-      </w:r>
-      <w:proofErr w:type="spellEnd"/>
-      <w:r>
-        <w:rPr>
-          <w:sz w:val="28"/>
-          <w:szCs w:val="28"/>
-        </w:rPr>
-        <w:t xml:space="preserve"> &lt; rows; </w:t>
-      </w:r>
-      <w:proofErr w:type="spellStart"/>
-      <w:r>
-        <w:rPr>
-          <w:sz w:val="28"/>
-          <w:szCs w:val="28"/>
-        </w:rPr>
-        <w:t>i</w:t>
-      </w:r>
-      <w:proofErr w:type="spellEnd"/>
-      <w:r>
-        <w:rPr>
-          <w:sz w:val="28"/>
-          <w:szCs w:val="28"/>
-        </w:rPr>
-        <w:t>++) {</w:t>
-      </w:r>
-    </w:p>
-    <w:p>
-      <w:pPr>
-        <w:rPr>
-          <w:sz w:val="28"/>
-          <w:szCs w:val="28"/>
-        </w:rPr>
-      </w:pPr>
-      <w:r>
-        <w:rPr>
-          <w:sz w:val="28"/>
-          <w:szCs w:val="28"/>
-        </w:rPr>
-        <w:t xml:space="preserve">            if (matrix[</w:t>
-      </w:r>
-      <w:proofErr w:type="spellStart"/>
-      <w:r>
-        <w:rPr>
-          <w:sz w:val="28"/>
-          <w:szCs w:val="28"/>
-        </w:rPr>
-        <w:t>i</w:t>
-      </w:r>
-      <w:proofErr w:type="spellEnd"/>
-      <w:r>
-        <w:rPr>
-          <w:sz w:val="28"/>
-          <w:szCs w:val="28"/>
-        </w:rPr>
-        <w:t>][0] == 0) col0 = true; // first column</w:t>
-      </w:r>
-    </w:p>
-    <w:p>
-      <w:pPr>
-        <w:rPr>
-          <w:sz w:val="28"/>
-          <w:szCs w:val="28"/>
-        </w:rPr>
-      </w:pPr>
-      <w:r>
-        <w:rPr>
-          <w:sz w:val="28"/>
-          <w:szCs w:val="28"/>
-        </w:rPr>
-        <w:t xml:space="preserve">            for (int j = 1; j &lt; cols; </w:t>
-      </w:r>
-      <w:proofErr w:type="spellStart"/>
-      <w:r>
-        <w:rPr>
-          <w:sz w:val="28"/>
-          <w:szCs w:val="28"/>
-        </w:rPr>
-        <w:t>j++</w:t>
-      </w:r>
-      <w:proofErr w:type="spellEnd"/>
-      <w:r>
-        <w:rPr>
-          <w:sz w:val="28"/>
-          <w:szCs w:val="28"/>
-        </w:rPr>
-        <w:t>) {</w:t>
-      </w:r>
-    </w:p>
-    <w:p>
-      <w:pPr>
-        <w:rPr>
-          <w:sz w:val="28"/>
-          <w:szCs w:val="28"/>
-        </w:rPr>
-      </w:pPr>
-      <w:r>
-        <w:rPr>
-          <w:sz w:val="28"/>
-          <w:szCs w:val="28"/>
-        </w:rPr>
-        <w:t xml:space="preserve">                if (matrix[</w:t>
-      </w:r>
-      <w:proofErr w:type="spellStart"/>
-      <w:r>
-        <w:rPr>
-          <w:sz w:val="28"/>
-          <w:szCs w:val="28"/>
-        </w:rPr>
-        <w:t>i</w:t>
-      </w:r>
-      <w:proofErr w:type="spellEnd"/>
-      <w:r>
-        <w:rPr>
-          <w:sz w:val="28"/>
-          <w:szCs w:val="28"/>
-        </w:rPr>
-        <w:t>][j] == 0) {</w:t>
-      </w:r>
-    </w:p>
-    <w:p>
-      <w:pPr>
-        <w:rPr>
-          <w:sz w:val="28"/>
-          <w:szCs w:val="28"/>
-        </w:rPr>
-      </w:pPr>
-      <w:r>
-        <w:rPr>
-          <w:sz w:val="28"/>
-          <w:szCs w:val="28"/>
-        </w:rPr>
-        <w:t xml:space="preserve">                    matrix[</w:t>
-      </w:r>
-      <w:proofErr w:type="spellStart"/>
-      <w:r>
-        <w:rPr>
-          <w:sz w:val="28"/>
-          <w:szCs w:val="28"/>
-        </w:rPr>
-        <w:t>i</w:t>
-      </w:r>
-      <w:proofErr w:type="spellEnd"/>
-      <w:r>
-        <w:rPr>
-          <w:sz w:val="28"/>
-          <w:szCs w:val="28"/>
-        </w:rPr>
-        <w:t>][0] = 0; // mark row</w:t>
-      </w:r>
-    </w:p>
-    <w:p>
-      <w:pPr>
-        <w:rPr>
-          <w:sz w:val="28"/>
-          <w:szCs w:val="28"/>
-        </w:rPr>
-      </w:pPr>
-      <w:r>
-        <w:rPr>
-          <w:sz w:val="28"/>
-          <w:szCs w:val="28"/>
-        </w:rPr>
-        <w:t xml:space="preserve">                    matrix[0][j] = 0; // mark column</w:t>
-      </w:r>
-      <w:r>
-        <w:rPr>
-          <w:sz w:val="28"/>
-          <w:szCs w:val="28"/>
-        </w:rPr>
-        <w:t>}}}</w:t>
-      </w:r>
-    </w:p>
-    <w:p>
-      <w:pPr>
-        <w:rPr>
-          <w:sz w:val="28"/>
-          <w:szCs w:val="28"/>
-        </w:rPr>
-      </w:pPr>
-      <w:r>
-        <w:rPr>
-          <w:sz w:val="28"/>
-          <w:szCs w:val="28"/>
-        </w:rPr>
-        <w:t xml:space="preserve">        // Set zeros using markers, skipping first row and column</w:t>
-      </w:r>
-    </w:p>
-    <w:p>
-      <w:pPr>
-        <w:rPr>
-          <w:sz w:val="28"/>
-          <w:szCs w:val="28"/>
-        </w:rPr>
-      </w:pPr>
-      <w:r>
-        <w:rPr>
-          <w:sz w:val="28"/>
-          <w:szCs w:val="28"/>
-        </w:rPr>
-        <w:t xml:space="preserve">        for (int </w:t>
-      </w:r>
-      <w:proofErr w:type="spellStart"/>
-      <w:r>
-        <w:rPr>
-          <w:sz w:val="28"/>
-          <w:szCs w:val="28"/>
-        </w:rPr>
-        <w:t>i</w:t>
-      </w:r>
-      <w:proofErr w:type="spellEnd"/>
-      <w:r>
-        <w:rPr>
-          <w:sz w:val="28"/>
-          <w:szCs w:val="28"/>
-        </w:rPr>
-        <w:t xml:space="preserve"> = 1; </w:t>
-      </w:r>
-      <w:proofErr w:type="spellStart"/>
-      <w:r>
-        <w:rPr>
-          <w:sz w:val="28"/>
-          <w:szCs w:val="28"/>
-        </w:rPr>
-        <w:t>i</w:t>
-      </w:r>
-      <w:proofErr w:type="spellEnd"/>
-      <w:r>
-        <w:rPr>
-          <w:sz w:val="28"/>
-          <w:szCs w:val="28"/>
-        </w:rPr>
-        <w:t xml:space="preserve"> &lt; rows; </w:t>
-      </w:r>
-      <w:proofErr w:type="spellStart"/>
-      <w:r>
-        <w:rPr>
-          <w:sz w:val="28"/>
-          <w:szCs w:val="28"/>
-        </w:rPr>
-        <w:t>i</w:t>
-      </w:r>
-      <w:proofErr w:type="spellEnd"/>
-      <w:r>
-        <w:rPr>
-          <w:sz w:val="28"/>
-          <w:szCs w:val="28"/>
-        </w:rPr>
-        <w:t>++) {</w:t>
-      </w:r>
-    </w:p>
-    <w:p>
-      <w:pPr>
-        <w:rPr>
-          <w:sz w:val="28"/>
-          <w:szCs w:val="28"/>
-        </w:rPr>
-      </w:pPr>
-      <w:r>
-        <w:rPr>
-          <w:sz w:val="28"/>
-          <w:szCs w:val="28"/>
-        </w:rPr>
-        <w:t xml:space="preserve">            for (int j = 1; j &lt; cols; </w:t>
-      </w:r>
-      <w:proofErr w:type="spellStart"/>
-      <w:r>
-        <w:rPr>
-          <w:sz w:val="28"/>
-          <w:szCs w:val="28"/>
-        </w:rPr>
-        <w:t>j++</w:t>
-      </w:r>
-      <w:proofErr w:type="spellEnd"/>
-      <w:r>
-        <w:rPr>
-          <w:sz w:val="28"/>
-          <w:szCs w:val="28"/>
-        </w:rPr>
-        <w:t>) {</w:t>
-      </w:r>
-    </w:p>
-    <w:p>
-      <w:pPr>
-        <w:rPr>
-          <w:sz w:val="28"/>
-          <w:szCs w:val="28"/>
-        </w:rPr>
-      </w:pPr>
-      <w:r>
-        <w:rPr>
-          <w:sz w:val="28"/>
-          <w:szCs w:val="28"/>
-        </w:rPr>
-        <w:t xml:space="preserve">                if (matrix[</w:t>
-      </w:r>
-      <w:proofErr w:type="spellStart"/>
-      <w:r>
-        <w:rPr>
-          <w:sz w:val="28"/>
-          <w:szCs w:val="28"/>
-        </w:rPr>
-        <w:t>i</w:t>
-      </w:r>
-      <w:proofErr w:type="spellEnd"/>
-      <w:r>
-        <w:rPr>
-          <w:sz w:val="28"/>
-          <w:szCs w:val="28"/>
-        </w:rPr>
-        <w:t>][0] == 0 || matrix[0][j] == 0) matrix[</w:t>
-      </w:r>
-      <w:proofErr w:type="spellStart"/>
-      <w:r>
-        <w:rPr>
-          <w:sz w:val="28"/>
-          <w:szCs w:val="28"/>
-        </w:rPr>
-        <w:t>i</w:t>
-      </w:r>
-      <w:proofErr w:type="spellEnd"/>
-      <w:r>
-        <w:rPr>
-          <w:sz w:val="28"/>
-          <w:szCs w:val="28"/>
-        </w:rPr>
-        <w:t>][j] = 0;</w:t>
-      </w:r>
-    </w:p>
-    <w:p>
-      <w:pPr>
-        <w:rPr>
-          <w:sz w:val="28"/>
-          <w:szCs w:val="28"/>
-        </w:rPr>
-      </w:pPr>
-      <w:r>
-        <w:rPr>
-          <w:sz w:val="28"/>
-          <w:szCs w:val="28"/>
-        </w:rPr>
-        <w:t xml:space="preserve">            }</w:t>
-      </w:r>
-    </w:p>
-    <w:p>
-      <w:pPr>
-        <w:rPr>
-          <w:sz w:val="28"/>
-          <w:szCs w:val="28"/>
-        </w:rPr>
-      </w:pPr>
-      <w:r>
-        <w:rPr>
-          <w:sz w:val="28"/>
-          <w:szCs w:val="28"/>
-        </w:rPr>
-        <w:t xml:space="preserve">        }</w:t>
-      </w:r>
-    </w:p>
-    <w:p>
-      <w:pPr>
-        <w:rPr>
-          <w:sz w:val="28"/>
-          <w:szCs w:val="28"/>
-        </w:rPr>
-      </w:pPr>
-      <w:r>
-        <w:rPr>
-          <w:sz w:val="28"/>
-          <w:szCs w:val="28"/>
-        </w:rPr>
-        <w:t xml:space="preserve">        // Zero first row if needed</w:t>
-      </w:r>
-    </w:p>
-    <w:p>
-      <w:pPr>
-        <w:rPr>
-          <w:sz w:val="28"/>
-          <w:szCs w:val="28"/>
-        </w:rPr>
-      </w:pPr>
-      <w:r>
-        <w:rPr>
-          <w:sz w:val="28"/>
-          <w:szCs w:val="28"/>
-        </w:rPr>
-        <w:t xml:space="preserve">        if (matrix[0][0] == 0) for (int j = 0; j &lt; cols; </w:t>
-      </w:r>
-      <w:proofErr w:type="spellStart"/>
-      <w:r>
-        <w:rPr>
-          <w:sz w:val="28"/>
-          <w:szCs w:val="28"/>
-        </w:rPr>
-        <w:t>j++</w:t>
-      </w:r>
-      <w:proofErr w:type="spellEnd"/>
-      <w:r>
-        <w:rPr>
-          <w:sz w:val="28"/>
-          <w:szCs w:val="28"/>
-        </w:rPr>
-        <w:t>) matrix[0][j] = 0;</w:t>
-      </w:r>
-    </w:p>
-    <w:p>
-      <w:pPr>
-        <w:rPr>
-          <w:sz w:val="28"/>
-          <w:szCs w:val="28"/>
-        </w:rPr>
-      </w:pPr>
-      <w:r>
-        <w:rPr>
-          <w:sz w:val="28"/>
-          <w:szCs w:val="28"/>
-        </w:rPr>
-        <w:t xml:space="preserve">        // Zero first column if needed</w:t>
-      </w:r>
-    </w:p>
-    <w:p>
-      <w:pPr>
-        <w:rPr>
-          <w:sz w:val="28"/>
-          <w:szCs w:val="28"/>
-        </w:rPr>
-      </w:pPr>
-      <w:r>
-        <w:rPr>
-          <w:sz w:val="28"/>
-          <w:szCs w:val="28"/>
-        </w:rPr>
-        <w:t xml:space="preserve">        if (col0) for (int </w:t>
-      </w:r>
-      <w:proofErr w:type="spellStart"/>
-      <w:r>
-        <w:rPr>
-          <w:sz w:val="28"/>
-          <w:szCs w:val="28"/>
-        </w:rPr>
-        <w:t>i</w:t>
-      </w:r>
-      <w:proofErr w:type="spellEnd"/>
-      <w:r>
-        <w:rPr>
-          <w:sz w:val="28"/>
-          <w:szCs w:val="28"/>
-        </w:rPr>
-        <w:t xml:space="preserve"> = 0; </w:t>
-      </w:r>
-      <w:proofErr w:type="spellStart"/>
-      <w:r>
-        <w:rPr>
-          <w:sz w:val="28"/>
-          <w:szCs w:val="28"/>
-        </w:rPr>
-        <w:t>i</w:t>
-      </w:r>
-      <w:proofErr w:type="spellEnd"/>
-      <w:r>
-        <w:rPr>
-          <w:sz w:val="28"/>
-          <w:szCs w:val="28"/>
-        </w:rPr>
-        <w:t xml:space="preserve"> &lt; rows; </w:t>
-      </w:r>
-      <w:proofErr w:type="spellStart"/>
-      <w:r>
-        <w:rPr>
-          <w:sz w:val="28"/>
-          <w:szCs w:val="28"/>
-        </w:rPr>
-        <w:t>i</w:t>
-      </w:r>
-      <w:proofErr w:type="spellEnd"/>
-      <w:r>
-        <w:rPr>
-          <w:sz w:val="28"/>
-          <w:szCs w:val="28"/>
-        </w:rPr>
-        <w:t>++) matrix[</w:t>
-      </w:r>
-      <w:proofErr w:type="spellStart"/>
-      <w:r>
-        <w:rPr>
-          <w:sz w:val="28"/>
-          <w:szCs w:val="28"/>
-        </w:rPr>
-        <w:t>i</w:t>
-      </w:r>
-      <w:proofErr w:type="spellEnd"/>
-      <w:r>
-        <w:rPr>
-          <w:sz w:val="28"/>
-          <w:szCs w:val="28"/>
-        </w:rPr>
-        <w:t>][0] = 0;</w:t>
-      </w:r>
-    </w:p>
-    <w:p>
-      <w:pPr>
-        <w:rPr>
-          <w:sz w:val="28"/>
-          <w:szCs w:val="28"/>
-        </w:rPr>
-      </w:pPr>
-      <w:r>
-        <w:rPr>
-          <w:sz w:val="28"/>
-          <w:szCs w:val="28"/>
-        </w:rPr>
-        <w:t xml:space="preserve">    }</w:t>
-      </w:r>
-    </w:p>
-    <w:p>
-      <w:pPr>
-        <w:rPr>
-          <w:sz w:val="28"/>
-          <w:szCs w:val="28"/>
-        </w:rPr>
-      </w:pPr>
-      <w:r>
-        <w:rPr>
-          <w:sz w:val="28"/>
-          <w:szCs w:val="28"/>
-        </w:rPr>
-        <w:t>}</w:t>
-      </w:r>
-    </w:p>
-    <w:p>
-      <w:pPr>
-        <w:rPr>
-          <w:sz w:val="28"/>
-          <w:szCs w:val="28"/>
-        </w:rPr>
-      </w:pPr>
+        <w:t xml:space="preserve"> </w:t>
+      </w:r>
     </w:p>
     <w:sectPr>
       <w:pgSz w:w="11906" w:h="16838"/>
